--- a/Writeup.docx
+++ b/Writeup.docx
@@ -985,7 +985,13 @@
               <w:jc w:val="center"/>
             </w:pPr>
             <w:r>
-              <w:t>3864</w:t>
+              <w:t>3</w:t>
+            </w:r>
+            <w:r>
+              <w:t>62</w:t>
+            </w:r>
+            <w:r>
+              <w:t>4</w:t>
             </w:r>
           </w:p>
         </w:tc>
